--- a/docs/Ведомость.docx
+++ b/docs/Ведомость.docx
@@ -245,7 +245,16 @@
               <w:rPr>
                 <w:lang w:val="en-US"/>
               </w:rPr>
-              <w:t>42 с.</w:t>
+              <w:t>4</w:t>
+            </w:r>
+            <w:r>
+              <w:t>6</w:t>
+            </w:r>
+            <w:r>
+              <w:rPr>
+                <w:lang w:val="en-US"/>
+              </w:rPr>
+              <w:t xml:space="preserve"> с.</w:t>
             </w:r>
           </w:p>
         </w:tc>
@@ -2634,7 +2643,13 @@
               <w:rPr>
                 <w:sz w:val="20"/>
               </w:rPr>
-              <w:t>42</w:t>
+              <w:t>4</w:t>
+            </w:r>
+            <w:r>
+              <w:rPr>
+                <w:sz w:val="20"/>
+              </w:rPr>
+              <w:t>6</w:t>
             </w:r>
           </w:p>
         </w:tc>
@@ -2659,7 +2674,13 @@
               <w:rPr>
                 <w:sz w:val="20"/>
               </w:rPr>
-              <w:t>42</w:t>
+              <w:t>4</w:t>
+            </w:r>
+            <w:r>
+              <w:rPr>
+                <w:sz w:val="20"/>
+              </w:rPr>
+              <w:t>6</w:t>
             </w:r>
           </w:p>
         </w:tc>

--- a/docs/Ведомость.docx
+++ b/docs/Ведомость.docx
@@ -242,13 +242,7 @@
           </w:tcPr>
           <w:p>
             <w:r>
-              <w:rPr>
-                <w:lang w:val="en-US"/>
-              </w:rPr>
-              <w:t>4</w:t>
-            </w:r>
-            <w:r>
-              <w:t>6</w:t>
+              <w:t>88</w:t>
             </w:r>
             <w:r>
               <w:rPr>
@@ -2532,7 +2526,31 @@
                 <w:sz w:val="18"/>
                 <w:szCs w:val="18"/>
               </w:rPr>
-              <w:t>30.09.26</w:t>
+              <w:t>21</w:t>
+            </w:r>
+            <w:r>
+              <w:rPr>
+                <w:spacing w:val="-4"/>
+                <w:sz w:val="18"/>
+                <w:szCs w:val="18"/>
+              </w:rPr>
+              <w:t>.</w:t>
+            </w:r>
+            <w:r>
+              <w:rPr>
+                <w:spacing w:val="-4"/>
+                <w:sz w:val="18"/>
+                <w:szCs w:val="18"/>
+              </w:rPr>
+              <w:t>12</w:t>
+            </w:r>
+            <w:r>
+              <w:rPr>
+                <w:spacing w:val="-4"/>
+                <w:sz w:val="18"/>
+                <w:szCs w:val="18"/>
+              </w:rPr>
+              <w:t>.26</w:t>
             </w:r>
           </w:p>
         </w:tc>
@@ -2643,44 +2661,32 @@
               <w:rPr>
                 <w:sz w:val="20"/>
               </w:rPr>
-              <w:t>4</w:t>
-            </w:r>
-            <w:r>
+              <w:t>88</w:t>
+            </w:r>
+          </w:p>
+        </w:tc>
+        <w:tc>
+          <w:tcPr>
+            <w:tcW w:w="1056" w:type="dxa"/>
+            <w:tcBorders>
+              <w:top w:val="single" w:sz="8" w:space="0" w:color="auto"/>
+              <w:left w:val="single" w:sz="8" w:space="0" w:color="auto"/>
+              <w:bottom w:val="single" w:sz="8" w:space="0" w:color="auto"/>
+              <w:right w:val="single" w:sz="8" w:space="0" w:color="auto"/>
+            </w:tcBorders>
+          </w:tcPr>
+          <w:p>
+            <w:pPr>
+              <w:jc w:val="center"/>
               <w:rPr>
                 <w:sz w:val="20"/>
               </w:rPr>
-              <w:t>6</w:t>
-            </w:r>
-          </w:p>
-        </w:tc>
-        <w:tc>
-          <w:tcPr>
-            <w:tcW w:w="1056" w:type="dxa"/>
-            <w:tcBorders>
-              <w:top w:val="single" w:sz="8" w:space="0" w:color="auto"/>
-              <w:left w:val="single" w:sz="8" w:space="0" w:color="auto"/>
-              <w:bottom w:val="single" w:sz="8" w:space="0" w:color="auto"/>
-              <w:right w:val="single" w:sz="8" w:space="0" w:color="auto"/>
-            </w:tcBorders>
-          </w:tcPr>
-          <w:p>
-            <w:pPr>
-              <w:jc w:val="center"/>
+            </w:pPr>
+            <w:r>
               <w:rPr>
                 <w:sz w:val="20"/>
               </w:rPr>
-            </w:pPr>
-            <w:r>
-              <w:rPr>
-                <w:sz w:val="20"/>
-              </w:rPr>
-              <w:t>4</w:t>
-            </w:r>
-            <w:r>
-              <w:rPr>
-                <w:sz w:val="20"/>
-              </w:rPr>
-              <w:t>6</w:t>
+              <w:t>88</w:t>
             </w:r>
           </w:p>
         </w:tc>
@@ -2791,7 +2797,28 @@
                 <w:sz w:val="18"/>
                 <w:szCs w:val="18"/>
               </w:rPr>
-              <w:t>30.09.26</w:t>
+              <w:t>21</w:t>
+            </w:r>
+            <w:r>
+              <w:rPr>
+                <w:sz w:val="18"/>
+                <w:szCs w:val="18"/>
+              </w:rPr>
+              <w:t>.</w:t>
+            </w:r>
+            <w:r>
+              <w:rPr>
+                <w:sz w:val="18"/>
+                <w:szCs w:val="18"/>
+              </w:rPr>
+              <w:t>12</w:t>
+            </w:r>
+            <w:r>
+              <w:rPr>
+                <w:sz w:val="18"/>
+                <w:szCs w:val="18"/>
+              </w:rPr>
+              <w:t>.26</w:t>
             </w:r>
           </w:p>
         </w:tc>
